--- a/presentations/designing_prompts_for_coding.docx
+++ b/presentations/designing_prompts_for_coding.docx
@@ -37,7 +37,21 @@
           <w:rFonts w:ascii="Arial" w:hAnsi="Arial" w:cs="Arial"/>
           <w:color w:val="000000" w:themeColor="text1"/>
         </w:rPr>
-        <w:t xml:space="preserve">A good prompt to start building a coding assignment needs to include enough context for the LLM to produce a result which can be refined. Simply asking for code that can produce </w:t>
+        <w:t xml:space="preserve">A good prompt to start building a coding assignment needs to include enough context for the LLM to produce a result </w:t>
+      </w:r>
+      <w:r>
+        <w:rPr>
+          <w:rFonts w:ascii="Arial" w:hAnsi="Arial" w:cs="Arial"/>
+          <w:color w:val="000000" w:themeColor="text1"/>
+        </w:rPr>
+        <w:t>that</w:t>
+      </w:r>
+      <w:r>
+        <w:rPr>
+          <w:rFonts w:ascii="Arial" w:hAnsi="Arial" w:cs="Arial"/>
+          <w:color w:val="000000" w:themeColor="text1"/>
+        </w:rPr>
+        <w:t xml:space="preserve"> can be refined. Simply asking for code that can produce </w:t>
       </w:r>
       <w:r>
         <w:rPr>
@@ -930,6 +944,76 @@
         </w:rPr>
         <w:t>”</w:t>
       </w:r>
+    </w:p>
+    <w:p>
+      <w:pPr>
+        <w:rPr>
+          <w:rFonts w:ascii="Arial" w:hAnsi="Arial" w:cs="Arial"/>
+          <w:color w:val="000000" w:themeColor="text1"/>
+        </w:rPr>
+      </w:pPr>
+      <w:r>
+        <w:rPr>
+          <w:rFonts w:ascii="Arial" w:hAnsi="Arial" w:cs="Arial"/>
+          <w:color w:val="000000" w:themeColor="text1"/>
+        </w:rPr>
+        <w:t>“</w:t>
+      </w:r>
+      <w:r>
+        <w:rPr>
+          <w:rFonts w:ascii="Arial" w:hAnsi="Arial" w:cs="Arial"/>
+          <w:i/>
+          <w:iCs/>
+          <w:color w:val="000000" w:themeColor="text1"/>
+        </w:rPr>
+        <w:t xml:space="preserve">Which libraries or packages do you recommend </w:t>
+      </w:r>
+      <w:proofErr w:type="gramStart"/>
+      <w:r>
+        <w:rPr>
+          <w:rFonts w:ascii="Arial" w:hAnsi="Arial" w:cs="Arial"/>
+          <w:i/>
+          <w:iCs/>
+          <w:color w:val="000000" w:themeColor="text1"/>
+        </w:rPr>
+        <w:t>to handle</w:t>
+      </w:r>
+      <w:proofErr w:type="gramEnd"/>
+      <w:r>
+        <w:rPr>
+          <w:rFonts w:ascii="Arial" w:hAnsi="Arial" w:cs="Arial"/>
+          <w:i/>
+          <w:iCs/>
+          <w:color w:val="000000" w:themeColor="text1"/>
+        </w:rPr>
+        <w:t xml:space="preserve"> this data and produce the outputs?</w:t>
+      </w:r>
+      <w:r>
+        <w:rPr>
+          <w:rFonts w:ascii="Arial" w:hAnsi="Arial" w:cs="Arial"/>
+          <w:i/>
+          <w:iCs/>
+          <w:color w:val="000000" w:themeColor="text1"/>
+        </w:rPr>
+        <w:t xml:space="preserve"> Provide me pros and cons of each package.</w:t>
+      </w:r>
+      <w:r>
+        <w:rPr>
+          <w:rFonts w:ascii="Arial" w:hAnsi="Arial" w:cs="Arial"/>
+          <w:i/>
+          <w:iCs/>
+          <w:color w:val="000000" w:themeColor="text1"/>
+        </w:rPr>
+        <w:t>”</w:t>
+      </w:r>
+    </w:p>
+    <w:p>
+      <w:pPr>
+        <w:rPr>
+          <w:rFonts w:ascii="Arial" w:hAnsi="Arial" w:cs="Arial"/>
+          <w:color w:val="000000" w:themeColor="text1"/>
+        </w:rPr>
+      </w:pPr>
     </w:p>
     <w:p>
       <w:pPr>
@@ -1302,12 +1386,6 @@
         <w:gridCol w:w="6300"/>
       </w:tblGrid>
       <w:tr>
-        <w:tblPrEx>
-          <w:tblCellMar>
-            <w:top w:w="0" w:type="dxa"/>
-            <w:bottom w:w="0" w:type="dxa"/>
-          </w:tblCellMar>
-        </w:tblPrEx>
         <w:trPr>
           <w:tblHeader/>
         </w:trPr>
@@ -1373,12 +1451,6 @@
         </w:tc>
       </w:tr>
       <w:tr>
-        <w:tblPrEx>
-          <w:tblCellMar>
-            <w:top w:w="0" w:type="dxa"/>
-            <w:bottom w:w="0" w:type="dxa"/>
-          </w:tblCellMar>
-        </w:tblPrEx>
         <w:tc>
           <w:tcPr>
             <w:tcW w:w="3200" w:type="dxa"/>
@@ -1437,12 +1509,6 @@
         </w:tc>
       </w:tr>
       <w:tr>
-        <w:tblPrEx>
-          <w:tblCellMar>
-            <w:top w:w="0" w:type="dxa"/>
-            <w:bottom w:w="0" w:type="dxa"/>
-          </w:tblCellMar>
-        </w:tblPrEx>
         <w:tc>
           <w:tcPr>
             <w:tcW w:w="3200" w:type="dxa"/>
@@ -1501,12 +1567,6 @@
         </w:tc>
       </w:tr>
       <w:tr>
-        <w:tblPrEx>
-          <w:tblCellMar>
-            <w:top w:w="0" w:type="dxa"/>
-            <w:bottom w:w="0" w:type="dxa"/>
-          </w:tblCellMar>
-        </w:tblPrEx>
         <w:tc>
           <w:tcPr>
             <w:tcW w:w="3200" w:type="dxa"/>
@@ -1565,12 +1625,6 @@
         </w:tc>
       </w:tr>
       <w:tr>
-        <w:tblPrEx>
-          <w:tblCellMar>
-            <w:top w:w="0" w:type="dxa"/>
-            <w:bottom w:w="0" w:type="dxa"/>
-          </w:tblCellMar>
-        </w:tblPrEx>
         <w:tc>
           <w:tcPr>
             <w:tcW w:w="3200" w:type="dxa"/>
@@ -1629,12 +1683,6 @@
         </w:tc>
       </w:tr>
       <w:tr>
-        <w:tblPrEx>
-          <w:tblCellMar>
-            <w:top w:w="0" w:type="dxa"/>
-            <w:bottom w:w="0" w:type="dxa"/>
-          </w:tblCellMar>
-        </w:tblPrEx>
         <w:tc>
           <w:tcPr>
             <w:tcW w:w="3200" w:type="dxa"/>
@@ -1733,12 +1781,6 @@
         </w:tc>
       </w:tr>
       <w:tr>
-        <w:tblPrEx>
-          <w:tblCellMar>
-            <w:top w:w="0" w:type="dxa"/>
-            <w:bottom w:w="0" w:type="dxa"/>
-          </w:tblCellMar>
-        </w:tblPrEx>
         <w:tc>
           <w:tcPr>
             <w:tcW w:w="3200" w:type="dxa"/>
@@ -1817,12 +1859,6 @@
         </w:tc>
       </w:tr>
       <w:tr>
-        <w:tblPrEx>
-          <w:tblCellMar>
-            <w:top w:w="0" w:type="dxa"/>
-            <w:bottom w:w="0" w:type="dxa"/>
-          </w:tblCellMar>
-        </w:tblPrEx>
         <w:tc>
           <w:tcPr>
             <w:tcW w:w="3200" w:type="dxa"/>
@@ -1931,12 +1967,6 @@
         <w:gridCol w:w="6300"/>
       </w:tblGrid>
       <w:tr>
-        <w:tblPrEx>
-          <w:tblCellMar>
-            <w:top w:w="0" w:type="dxa"/>
-            <w:bottom w:w="0" w:type="dxa"/>
-          </w:tblCellMar>
-        </w:tblPrEx>
         <w:trPr>
           <w:tblHeader/>
         </w:trPr>
@@ -2002,12 +2032,6 @@
         </w:tc>
       </w:tr>
       <w:tr>
-        <w:tblPrEx>
-          <w:tblCellMar>
-            <w:top w:w="0" w:type="dxa"/>
-            <w:bottom w:w="0" w:type="dxa"/>
-          </w:tblCellMar>
-        </w:tblPrEx>
         <w:tc>
           <w:tcPr>
             <w:tcW w:w="3200" w:type="dxa"/>
@@ -2068,12 +2092,6 @@
         </w:tc>
       </w:tr>
       <w:tr>
-        <w:tblPrEx>
-          <w:tblCellMar>
-            <w:top w:w="0" w:type="dxa"/>
-            <w:bottom w:w="0" w:type="dxa"/>
-          </w:tblCellMar>
-        </w:tblPrEx>
         <w:tc>
           <w:tcPr>
             <w:tcW w:w="3200" w:type="dxa"/>
@@ -2132,12 +2150,6 @@
         </w:tc>
       </w:tr>
       <w:tr>
-        <w:tblPrEx>
-          <w:tblCellMar>
-            <w:top w:w="0" w:type="dxa"/>
-            <w:bottom w:w="0" w:type="dxa"/>
-          </w:tblCellMar>
-        </w:tblPrEx>
         <w:tc>
           <w:tcPr>
             <w:tcW w:w="3200" w:type="dxa"/>
@@ -2196,12 +2208,6 @@
         </w:tc>
       </w:tr>
       <w:tr>
-        <w:tblPrEx>
-          <w:tblCellMar>
-            <w:top w:w="0" w:type="dxa"/>
-            <w:bottom w:w="0" w:type="dxa"/>
-          </w:tblCellMar>
-        </w:tblPrEx>
         <w:tc>
           <w:tcPr>
             <w:tcW w:w="3200" w:type="dxa"/>
@@ -2281,12 +2287,6 @@
         </w:tc>
       </w:tr>
       <w:tr>
-        <w:tblPrEx>
-          <w:tblCellMar>
-            <w:top w:w="0" w:type="dxa"/>
-            <w:bottom w:w="0" w:type="dxa"/>
-          </w:tblCellMar>
-        </w:tblPrEx>
         <w:tc>
           <w:tcPr>
             <w:tcW w:w="3200" w:type="dxa"/>
@@ -2349,12 +2349,6 @@
         </w:tc>
       </w:tr>
       <w:tr>
-        <w:tblPrEx>
-          <w:tblCellMar>
-            <w:top w:w="0" w:type="dxa"/>
-            <w:bottom w:w="0" w:type="dxa"/>
-          </w:tblCellMar>
-        </w:tblPrEx>
         <w:tc>
           <w:tcPr>
             <w:tcW w:w="3200" w:type="dxa"/>
@@ -2467,12 +2461,6 @@
         <w:gridCol w:w="6300"/>
       </w:tblGrid>
       <w:tr>
-        <w:tblPrEx>
-          <w:tblCellMar>
-            <w:top w:w="0" w:type="dxa"/>
-            <w:bottom w:w="0" w:type="dxa"/>
-          </w:tblCellMar>
-        </w:tblPrEx>
         <w:trPr>
           <w:tblHeader/>
         </w:trPr>
@@ -2538,12 +2526,6 @@
         </w:tc>
       </w:tr>
       <w:tr>
-        <w:tblPrEx>
-          <w:tblCellMar>
-            <w:top w:w="0" w:type="dxa"/>
-            <w:bottom w:w="0" w:type="dxa"/>
-          </w:tblCellMar>
-        </w:tblPrEx>
         <w:tc>
           <w:tcPr>
             <w:tcW w:w="3200" w:type="dxa"/>
@@ -2673,12 +2655,6 @@
         </w:tc>
       </w:tr>
       <w:tr>
-        <w:tblPrEx>
-          <w:tblCellMar>
-            <w:top w:w="0" w:type="dxa"/>
-            <w:bottom w:w="0" w:type="dxa"/>
-          </w:tblCellMar>
-        </w:tblPrEx>
         <w:tc>
           <w:tcPr>
             <w:tcW w:w="3200" w:type="dxa"/>
@@ -2737,12 +2713,6 @@
         </w:tc>
       </w:tr>
       <w:tr>
-        <w:tblPrEx>
-          <w:tblCellMar>
-            <w:top w:w="0" w:type="dxa"/>
-            <w:bottom w:w="0" w:type="dxa"/>
-          </w:tblCellMar>
-        </w:tblPrEx>
         <w:tc>
           <w:tcPr>
             <w:tcW w:w="3200" w:type="dxa"/>
@@ -2871,12 +2841,6 @@
         <w:gridCol w:w="6300"/>
       </w:tblGrid>
       <w:tr>
-        <w:tblPrEx>
-          <w:tblCellMar>
-            <w:top w:w="0" w:type="dxa"/>
-            <w:bottom w:w="0" w:type="dxa"/>
-          </w:tblCellMar>
-        </w:tblPrEx>
         <w:trPr>
           <w:tblHeader/>
         </w:trPr>
@@ -2942,12 +2906,6 @@
         </w:tc>
       </w:tr>
       <w:tr>
-        <w:tblPrEx>
-          <w:tblCellMar>
-            <w:top w:w="0" w:type="dxa"/>
-            <w:bottom w:w="0" w:type="dxa"/>
-          </w:tblCellMar>
-        </w:tblPrEx>
         <w:tc>
           <w:tcPr>
             <w:tcW w:w="3200" w:type="dxa"/>
@@ -3006,12 +2964,6 @@
         </w:tc>
       </w:tr>
       <w:tr>
-        <w:tblPrEx>
-          <w:tblCellMar>
-            <w:top w:w="0" w:type="dxa"/>
-            <w:bottom w:w="0" w:type="dxa"/>
-          </w:tblCellMar>
-        </w:tblPrEx>
         <w:tc>
           <w:tcPr>
             <w:tcW w:w="3200" w:type="dxa"/>
@@ -3154,12 +3106,6 @@
         <w:gridCol w:w="6300"/>
       </w:tblGrid>
       <w:tr>
-        <w:tblPrEx>
-          <w:tblCellMar>
-            <w:top w:w="0" w:type="dxa"/>
-            <w:bottom w:w="0" w:type="dxa"/>
-          </w:tblCellMar>
-        </w:tblPrEx>
         <w:trPr>
           <w:tblHeader/>
         </w:trPr>
@@ -3225,12 +3171,6 @@
         </w:tc>
       </w:tr>
       <w:tr>
-        <w:tblPrEx>
-          <w:tblCellMar>
-            <w:top w:w="0" w:type="dxa"/>
-            <w:bottom w:w="0" w:type="dxa"/>
-          </w:tblCellMar>
-        </w:tblPrEx>
         <w:tc>
           <w:tcPr>
             <w:tcW w:w="3200" w:type="dxa"/>
@@ -3289,12 +3229,6 @@
         </w:tc>
       </w:tr>
       <w:tr>
-        <w:tblPrEx>
-          <w:tblCellMar>
-            <w:top w:w="0" w:type="dxa"/>
-            <w:bottom w:w="0" w:type="dxa"/>
-          </w:tblCellMar>
-        </w:tblPrEx>
         <w:tc>
           <w:tcPr>
             <w:tcW w:w="3200" w:type="dxa"/>
@@ -3353,12 +3287,6 @@
         </w:tc>
       </w:tr>
       <w:tr>
-        <w:tblPrEx>
-          <w:tblCellMar>
-            <w:top w:w="0" w:type="dxa"/>
-            <w:bottom w:w="0" w:type="dxa"/>
-          </w:tblCellMar>
-        </w:tblPrEx>
         <w:tc>
           <w:tcPr>
             <w:tcW w:w="3200" w:type="dxa"/>
@@ -3417,12 +3345,6 @@
         </w:tc>
       </w:tr>
       <w:tr>
-        <w:tblPrEx>
-          <w:tblCellMar>
-            <w:top w:w="0" w:type="dxa"/>
-            <w:bottom w:w="0" w:type="dxa"/>
-          </w:tblCellMar>
-        </w:tblPrEx>
         <w:tc>
           <w:tcPr>
             <w:tcW w:w="3200" w:type="dxa"/>
@@ -3481,12 +3403,6 @@
         </w:tc>
       </w:tr>
       <w:tr>
-        <w:tblPrEx>
-          <w:tblCellMar>
-            <w:top w:w="0" w:type="dxa"/>
-            <w:bottom w:w="0" w:type="dxa"/>
-          </w:tblCellMar>
-        </w:tblPrEx>
         <w:tc>
           <w:tcPr>
             <w:tcW w:w="3200" w:type="dxa"/>
@@ -3545,12 +3461,6 @@
         </w:tc>
       </w:tr>
       <w:tr>
-        <w:tblPrEx>
-          <w:tblCellMar>
-            <w:top w:w="0" w:type="dxa"/>
-            <w:bottom w:w="0" w:type="dxa"/>
-          </w:tblCellMar>
-        </w:tblPrEx>
         <w:tc>
           <w:tcPr>
             <w:tcW w:w="3200" w:type="dxa"/>
@@ -3690,12 +3600,6 @@
         <w:gridCol w:w="6300"/>
       </w:tblGrid>
       <w:tr>
-        <w:tblPrEx>
-          <w:tblCellMar>
-            <w:top w:w="0" w:type="dxa"/>
-            <w:bottom w:w="0" w:type="dxa"/>
-          </w:tblCellMar>
-        </w:tblPrEx>
         <w:trPr>
           <w:tblHeader/>
         </w:trPr>
@@ -3761,12 +3665,6 @@
         </w:tc>
       </w:tr>
       <w:tr>
-        <w:tblPrEx>
-          <w:tblCellMar>
-            <w:top w:w="0" w:type="dxa"/>
-            <w:bottom w:w="0" w:type="dxa"/>
-          </w:tblCellMar>
-        </w:tblPrEx>
         <w:tc>
           <w:tcPr>
             <w:tcW w:w="3200" w:type="dxa"/>
@@ -3825,12 +3723,6 @@
         </w:tc>
       </w:tr>
       <w:tr>
-        <w:tblPrEx>
-          <w:tblCellMar>
-            <w:top w:w="0" w:type="dxa"/>
-            <w:bottom w:w="0" w:type="dxa"/>
-          </w:tblCellMar>
-        </w:tblPrEx>
         <w:tc>
           <w:tcPr>
             <w:tcW w:w="3200" w:type="dxa"/>
@@ -3889,12 +3781,6 @@
         </w:tc>
       </w:tr>
       <w:tr>
-        <w:tblPrEx>
-          <w:tblCellMar>
-            <w:top w:w="0" w:type="dxa"/>
-            <w:bottom w:w="0" w:type="dxa"/>
-          </w:tblCellMar>
-        </w:tblPrEx>
         <w:tc>
           <w:tcPr>
             <w:tcW w:w="3200" w:type="dxa"/>
@@ -3973,12 +3859,6 @@
         </w:tc>
       </w:tr>
       <w:tr>
-        <w:tblPrEx>
-          <w:tblCellMar>
-            <w:top w:w="0" w:type="dxa"/>
-            <w:bottom w:w="0" w:type="dxa"/>
-          </w:tblCellMar>
-        </w:tblPrEx>
         <w:tc>
           <w:tcPr>
             <w:tcW w:w="3200" w:type="dxa"/>
@@ -4037,12 +3917,6 @@
         </w:tc>
       </w:tr>
       <w:tr>
-        <w:tblPrEx>
-          <w:tblCellMar>
-            <w:top w:w="0" w:type="dxa"/>
-            <w:bottom w:w="0" w:type="dxa"/>
-          </w:tblCellMar>
-        </w:tblPrEx>
         <w:tc>
           <w:tcPr>
             <w:tcW w:w="3200" w:type="dxa"/>
@@ -4121,12 +3995,6 @@
         </w:tc>
       </w:tr>
       <w:tr>
-        <w:tblPrEx>
-          <w:tblCellMar>
-            <w:top w:w="0" w:type="dxa"/>
-            <w:bottom w:w="0" w:type="dxa"/>
-          </w:tblCellMar>
-        </w:tblPrEx>
         <w:tc>
           <w:tcPr>
             <w:tcW w:w="3200" w:type="dxa"/>
@@ -4186,12 +4054,6 @@
         </w:tc>
       </w:tr>
       <w:tr>
-        <w:tblPrEx>
-          <w:tblCellMar>
-            <w:top w:w="0" w:type="dxa"/>
-            <w:bottom w:w="0" w:type="dxa"/>
-          </w:tblCellMar>
-        </w:tblPrEx>
         <w:tc>
           <w:tcPr>
             <w:tcW w:w="3200" w:type="dxa"/>
@@ -4342,12 +4204,6 @@
         <w:gridCol w:w="5900"/>
       </w:tblGrid>
       <w:tr>
-        <w:tblPrEx>
-          <w:tblCellMar>
-            <w:top w:w="0" w:type="dxa"/>
-            <w:bottom w:w="0" w:type="dxa"/>
-          </w:tblCellMar>
-        </w:tblPrEx>
         <w:trPr>
           <w:tblHeader/>
         </w:trPr>
@@ -4413,12 +4269,6 @@
         </w:tc>
       </w:tr>
       <w:tr>
-        <w:tblPrEx>
-          <w:tblCellMar>
-            <w:top w:w="0" w:type="dxa"/>
-            <w:bottom w:w="0" w:type="dxa"/>
-          </w:tblCellMar>
-        </w:tblPrEx>
         <w:tc>
           <w:tcPr>
             <w:tcW w:w="3600" w:type="dxa"/>
@@ -4530,12 +4380,6 @@
         </w:tc>
       </w:tr>
       <w:tr>
-        <w:tblPrEx>
-          <w:tblCellMar>
-            <w:top w:w="0" w:type="dxa"/>
-            <w:bottom w:w="0" w:type="dxa"/>
-          </w:tblCellMar>
-        </w:tblPrEx>
         <w:tc>
           <w:tcPr>
             <w:tcW w:w="3600" w:type="dxa"/>
@@ -4607,12 +4451,6 @@
         </w:tc>
       </w:tr>
       <w:tr>
-        <w:tblPrEx>
-          <w:tblCellMar>
-            <w:top w:w="0" w:type="dxa"/>
-            <w:bottom w:w="0" w:type="dxa"/>
-          </w:tblCellMar>
-        </w:tblPrEx>
         <w:tc>
           <w:tcPr>
             <w:tcW w:w="3600" w:type="dxa"/>
@@ -4684,12 +4522,6 @@
         </w:tc>
       </w:tr>
       <w:tr>
-        <w:tblPrEx>
-          <w:tblCellMar>
-            <w:top w:w="0" w:type="dxa"/>
-            <w:bottom w:w="0" w:type="dxa"/>
-          </w:tblCellMar>
-        </w:tblPrEx>
         <w:tc>
           <w:tcPr>
             <w:tcW w:w="3600" w:type="dxa"/>
@@ -4759,12 +4591,6 @@
         </w:tc>
       </w:tr>
       <w:tr>
-        <w:tblPrEx>
-          <w:tblCellMar>
-            <w:top w:w="0" w:type="dxa"/>
-            <w:bottom w:w="0" w:type="dxa"/>
-          </w:tblCellMar>
-        </w:tblPrEx>
         <w:tc>
           <w:tcPr>
             <w:tcW w:w="3600" w:type="dxa"/>
@@ -4836,12 +4662,6 @@
         </w:tc>
       </w:tr>
       <w:tr>
-        <w:tblPrEx>
-          <w:tblCellMar>
-            <w:top w:w="0" w:type="dxa"/>
-            <w:bottom w:w="0" w:type="dxa"/>
-          </w:tblCellMar>
-        </w:tblPrEx>
         <w:tc>
           <w:tcPr>
             <w:tcW w:w="3600" w:type="dxa"/>
@@ -4913,12 +4733,6 @@
         </w:tc>
       </w:tr>
       <w:tr>
-        <w:tblPrEx>
-          <w:tblCellMar>
-            <w:top w:w="0" w:type="dxa"/>
-            <w:bottom w:w="0" w:type="dxa"/>
-          </w:tblCellMar>
-        </w:tblPrEx>
         <w:tc>
           <w:tcPr>
             <w:tcW w:w="3600" w:type="dxa"/>
@@ -5083,12 +4897,6 @@
         <w:gridCol w:w="5900"/>
       </w:tblGrid>
       <w:tr>
-        <w:tblPrEx>
-          <w:tblCellMar>
-            <w:top w:w="0" w:type="dxa"/>
-            <w:bottom w:w="0" w:type="dxa"/>
-          </w:tblCellMar>
-        </w:tblPrEx>
         <w:trPr>
           <w:tblHeader/>
         </w:trPr>
@@ -5154,12 +4962,6 @@
         </w:tc>
       </w:tr>
       <w:tr>
-        <w:tblPrEx>
-          <w:tblCellMar>
-            <w:top w:w="0" w:type="dxa"/>
-            <w:bottom w:w="0" w:type="dxa"/>
-          </w:tblCellMar>
-        </w:tblPrEx>
         <w:tc>
           <w:tcPr>
             <w:tcW w:w="3600" w:type="dxa"/>
@@ -5251,12 +5053,6 @@
         </w:tc>
       </w:tr>
       <w:tr>
-        <w:tblPrEx>
-          <w:tblCellMar>
-            <w:top w:w="0" w:type="dxa"/>
-            <w:bottom w:w="0" w:type="dxa"/>
-          </w:tblCellMar>
-        </w:tblPrEx>
         <w:tc>
           <w:tcPr>
             <w:tcW w:w="3600" w:type="dxa"/>
@@ -5328,12 +5124,6 @@
         </w:tc>
       </w:tr>
       <w:tr>
-        <w:tblPrEx>
-          <w:tblCellMar>
-            <w:top w:w="0" w:type="dxa"/>
-            <w:bottom w:w="0" w:type="dxa"/>
-          </w:tblCellMar>
-        </w:tblPrEx>
         <w:tc>
           <w:tcPr>
             <w:tcW w:w="3600" w:type="dxa"/>
@@ -5437,12 +5227,6 @@
         </w:tc>
       </w:tr>
       <w:tr>
-        <w:tblPrEx>
-          <w:tblCellMar>
-            <w:top w:w="0" w:type="dxa"/>
-            <w:bottom w:w="0" w:type="dxa"/>
-          </w:tblCellMar>
-        </w:tblPrEx>
         <w:tc>
           <w:tcPr>
             <w:tcW w:w="3600" w:type="dxa"/>
@@ -5514,12 +5298,6 @@
         </w:tc>
       </w:tr>
       <w:tr>
-        <w:tblPrEx>
-          <w:tblCellMar>
-            <w:top w:w="0" w:type="dxa"/>
-            <w:bottom w:w="0" w:type="dxa"/>
-          </w:tblCellMar>
-        </w:tblPrEx>
         <w:tc>
           <w:tcPr>
             <w:tcW w:w="3600" w:type="dxa"/>
@@ -5620,12 +5398,6 @@
         </w:tc>
       </w:tr>
       <w:tr>
-        <w:tblPrEx>
-          <w:tblCellMar>
-            <w:top w:w="0" w:type="dxa"/>
-            <w:bottom w:w="0" w:type="dxa"/>
-          </w:tblCellMar>
-        </w:tblPrEx>
         <w:tc>
           <w:tcPr>
             <w:tcW w:w="3600" w:type="dxa"/>
@@ -5761,12 +5533,6 @@
         <w:gridCol w:w="5900"/>
       </w:tblGrid>
       <w:tr>
-        <w:tblPrEx>
-          <w:tblCellMar>
-            <w:top w:w="0" w:type="dxa"/>
-            <w:bottom w:w="0" w:type="dxa"/>
-          </w:tblCellMar>
-        </w:tblPrEx>
         <w:trPr>
           <w:tblHeader/>
         </w:trPr>
@@ -5832,12 +5598,6 @@
         </w:tc>
       </w:tr>
       <w:tr>
-        <w:tblPrEx>
-          <w:tblCellMar>
-            <w:top w:w="0" w:type="dxa"/>
-            <w:bottom w:w="0" w:type="dxa"/>
-          </w:tblCellMar>
-        </w:tblPrEx>
         <w:tc>
           <w:tcPr>
             <w:tcW w:w="3600" w:type="dxa"/>
@@ -5909,12 +5669,6 @@
         </w:tc>
       </w:tr>
       <w:tr>
-        <w:tblPrEx>
-          <w:tblCellMar>
-            <w:top w:w="0" w:type="dxa"/>
-            <w:bottom w:w="0" w:type="dxa"/>
-          </w:tblCellMar>
-        </w:tblPrEx>
         <w:tc>
           <w:tcPr>
             <w:tcW w:w="3600" w:type="dxa"/>
@@ -5986,12 +5740,6 @@
         </w:tc>
       </w:tr>
       <w:tr>
-        <w:tblPrEx>
-          <w:tblCellMar>
-            <w:top w:w="0" w:type="dxa"/>
-            <w:bottom w:w="0" w:type="dxa"/>
-          </w:tblCellMar>
-        </w:tblPrEx>
         <w:tc>
           <w:tcPr>
             <w:tcW w:w="3600" w:type="dxa"/>
@@ -6085,12 +5833,6 @@
         </w:tc>
       </w:tr>
       <w:tr>
-        <w:tblPrEx>
-          <w:tblCellMar>
-            <w:top w:w="0" w:type="dxa"/>
-            <w:bottom w:w="0" w:type="dxa"/>
-          </w:tblCellMar>
-        </w:tblPrEx>
         <w:tc>
           <w:tcPr>
             <w:tcW w:w="3600" w:type="dxa"/>
@@ -6162,12 +5904,6 @@
         </w:tc>
       </w:tr>
       <w:tr>
-        <w:tblPrEx>
-          <w:tblCellMar>
-            <w:top w:w="0" w:type="dxa"/>
-            <w:bottom w:w="0" w:type="dxa"/>
-          </w:tblCellMar>
-        </w:tblPrEx>
         <w:tc>
           <w:tcPr>
             <w:tcW w:w="3600" w:type="dxa"/>
@@ -6239,12 +5975,6 @@
         </w:tc>
       </w:tr>
       <w:tr>
-        <w:tblPrEx>
-          <w:tblCellMar>
-            <w:top w:w="0" w:type="dxa"/>
-            <w:bottom w:w="0" w:type="dxa"/>
-          </w:tblCellMar>
-        </w:tblPrEx>
         <w:tc>
           <w:tcPr>
             <w:tcW w:w="3600" w:type="dxa"/>
@@ -6316,12 +6046,6 @@
         </w:tc>
       </w:tr>
       <w:tr>
-        <w:tblPrEx>
-          <w:tblCellMar>
-            <w:top w:w="0" w:type="dxa"/>
-            <w:bottom w:w="0" w:type="dxa"/>
-          </w:tblCellMar>
-        </w:tblPrEx>
         <w:tc>
           <w:tcPr>
             <w:tcW w:w="3600" w:type="dxa"/>
@@ -6491,12 +6215,6 @@
         <w:gridCol w:w="5900"/>
       </w:tblGrid>
       <w:tr>
-        <w:tblPrEx>
-          <w:tblCellMar>
-            <w:top w:w="0" w:type="dxa"/>
-            <w:bottom w:w="0" w:type="dxa"/>
-          </w:tblCellMar>
-        </w:tblPrEx>
         <w:trPr>
           <w:tblHeader/>
         </w:trPr>
@@ -6562,12 +6280,6 @@
         </w:tc>
       </w:tr>
       <w:tr>
-        <w:tblPrEx>
-          <w:tblCellMar>
-            <w:top w:w="0" w:type="dxa"/>
-            <w:bottom w:w="0" w:type="dxa"/>
-          </w:tblCellMar>
-        </w:tblPrEx>
         <w:tc>
           <w:tcPr>
             <w:tcW w:w="3600" w:type="dxa"/>
@@ -6657,12 +6369,6 @@
         </w:tc>
       </w:tr>
       <w:tr>
-        <w:tblPrEx>
-          <w:tblCellMar>
-            <w:top w:w="0" w:type="dxa"/>
-            <w:bottom w:w="0" w:type="dxa"/>
-          </w:tblCellMar>
-        </w:tblPrEx>
         <w:tc>
           <w:tcPr>
             <w:tcW w:w="3600" w:type="dxa"/>
@@ -6796,12 +6502,6 @@
         </w:tc>
       </w:tr>
       <w:tr>
-        <w:tblPrEx>
-          <w:tblCellMar>
-            <w:top w:w="0" w:type="dxa"/>
-            <w:bottom w:w="0" w:type="dxa"/>
-          </w:tblCellMar>
-        </w:tblPrEx>
         <w:tc>
           <w:tcPr>
             <w:tcW w:w="3600" w:type="dxa"/>
@@ -6872,12 +6572,6 @@
         </w:tc>
       </w:tr>
       <w:tr>
-        <w:tblPrEx>
-          <w:tblCellMar>
-            <w:top w:w="0" w:type="dxa"/>
-            <w:bottom w:w="0" w:type="dxa"/>
-          </w:tblCellMar>
-        </w:tblPrEx>
         <w:tc>
           <w:tcPr>
             <w:tcW w:w="3600" w:type="dxa"/>
@@ -6967,12 +6661,6 @@
         </w:tc>
       </w:tr>
       <w:tr>
-        <w:tblPrEx>
-          <w:tblCellMar>
-            <w:top w:w="0" w:type="dxa"/>
-            <w:bottom w:w="0" w:type="dxa"/>
-          </w:tblCellMar>
-        </w:tblPrEx>
         <w:tc>
           <w:tcPr>
             <w:tcW w:w="3600" w:type="dxa"/>

--- a/presentations/designing_prompts_for_coding.docx
+++ b/presentations/designing_prompts_for_coding.docx
@@ -4137,6 +4137,704 @@
           <w:bCs/>
           <w:color w:val="000000" w:themeColor="text1"/>
         </w:rPr>
+        <w:t xml:space="preserve">7. </w:t>
+      </w:r>
+      <w:proofErr w:type="spellStart"/>
+      <w:r>
+        <w:rPr>
+          <w:rFonts w:ascii="Arial" w:eastAsia="Calibri" w:hAnsi="Arial" w:cs="Arial"/>
+          <w:b/>
+          <w:bCs/>
+          <w:color w:val="000000" w:themeColor="text1"/>
+        </w:rPr>
+        <w:t>RDKit</w:t>
+      </w:r>
+      <w:proofErr w:type="spellEnd"/>
+      <w:r>
+        <w:rPr>
+          <w:rFonts w:ascii="Arial" w:eastAsia="Calibri" w:hAnsi="Arial" w:cs="Arial"/>
+          <w:b/>
+          <w:bCs/>
+          <w:color w:val="000000" w:themeColor="text1"/>
+        </w:rPr>
+        <w:t xml:space="preserve"> (cheminformatics)</w:t>
+      </w:r>
+    </w:p>
+    <w:tbl>
+      <w:tblPr>
+        <w:tblW w:w="9500" w:type="dxa"/>
+        <w:tblBorders>
+          <w:top w:val="single" w:sz="4" w:space="0" w:color="auto"/>
+          <w:left w:val="single" w:sz="4" w:space="0" w:color="auto"/>
+          <w:bottom w:val="single" w:sz="4" w:space="0" w:color="auto"/>
+          <w:right w:val="single" w:sz="4" w:space="0" w:color="auto"/>
+          <w:insideH w:val="single" w:sz="4" w:space="0" w:color="auto"/>
+          <w:insideV w:val="single" w:sz="4" w:space="0" w:color="auto"/>
+        </w:tblBorders>
+        <w:tblCellMar>
+          <w:left w:w="10" w:type="dxa"/>
+          <w:right w:w="10" w:type="dxa"/>
+        </w:tblCellMar>
+        <w:tblLook w:val="04A0" w:firstRow="1" w:lastRow="0" w:firstColumn="1" w:lastColumn="0" w:noHBand="0" w:noVBand="1"/>
+      </w:tblPr>
+      <w:tblGrid>
+        <w:gridCol w:w="3200"/>
+        <w:gridCol w:w="6300"/>
+      </w:tblGrid>
+      <w:tr>
+        <w:tblPrEx>
+          <w:tblCellMar>
+            <w:top w:w="0" w:type="dxa"/>
+            <w:bottom w:w="0" w:type="dxa"/>
+          </w:tblCellMar>
+        </w:tblPrEx>
+        <w:trPr>
+          <w:tblHeader/>
+        </w:trPr>
+        <w:tc>
+          <w:tcPr>
+            <w:tcW w:w="3200" w:type="dxa"/>
+            <w:tcMar>
+              <w:top w:w="80" w:type="dxa"/>
+              <w:left w:w="120" w:type="dxa"/>
+              <w:bottom w:w="80" w:type="dxa"/>
+              <w:right w:w="120" w:type="dxa"/>
+            </w:tcMar>
+          </w:tcPr>
+          <w:p>
+            <w:pPr>
+              <w:rPr>
+                <w:rFonts w:ascii="Arial" w:hAnsi="Arial" w:cs="Arial"/>
+                <w:color w:val="000000" w:themeColor="text1"/>
+              </w:rPr>
+            </w:pPr>
+            <w:r>
+              <w:rPr>
+                <w:rFonts w:ascii="Arial" w:eastAsia="Calibri" w:hAnsi="Arial" w:cs="Arial"/>
+                <w:b/>
+                <w:bCs/>
+                <w:color w:val="000000" w:themeColor="text1"/>
+                <w:sz w:val="20"/>
+                <w:szCs w:val="20"/>
+              </w:rPr>
+              <w:t>Term</w:t>
+            </w:r>
+          </w:p>
+        </w:tc>
+        <w:tc>
+          <w:tcPr>
+            <w:tcW w:w="6300" w:type="dxa"/>
+            <w:tcMar>
+              <w:top w:w="80" w:type="dxa"/>
+              <w:left w:w="120" w:type="dxa"/>
+              <w:bottom w:w="80" w:type="dxa"/>
+              <w:right w:w="120" w:type="dxa"/>
+            </w:tcMar>
+          </w:tcPr>
+          <w:p>
+            <w:pPr>
+              <w:rPr>
+                <w:rFonts w:ascii="Arial" w:hAnsi="Arial" w:cs="Arial"/>
+                <w:color w:val="000000" w:themeColor="text1"/>
+              </w:rPr>
+            </w:pPr>
+            <w:r>
+              <w:rPr>
+                <w:rFonts w:ascii="Arial" w:eastAsia="Calibri" w:hAnsi="Arial" w:cs="Arial"/>
+                <w:b/>
+                <w:bCs/>
+                <w:color w:val="000000" w:themeColor="text1"/>
+                <w:sz w:val="20"/>
+                <w:szCs w:val="20"/>
+              </w:rPr>
+              <w:t>Short Definition</w:t>
+            </w:r>
+          </w:p>
+        </w:tc>
+      </w:tr>
+      <w:tr>
+        <w:tblPrEx>
+          <w:tblCellMar>
+            <w:top w:w="0" w:type="dxa"/>
+            <w:bottom w:w="0" w:type="dxa"/>
+          </w:tblCellMar>
+        </w:tblPrEx>
+        <w:tc>
+          <w:tcPr>
+            <w:tcW w:w="3200" w:type="dxa"/>
+            <w:tcMar>
+              <w:top w:w="80" w:type="dxa"/>
+              <w:left w:w="120" w:type="dxa"/>
+              <w:bottom w:w="80" w:type="dxa"/>
+              <w:right w:w="120" w:type="dxa"/>
+            </w:tcMar>
+          </w:tcPr>
+          <w:p>
+            <w:pPr>
+              <w:rPr>
+                <w:rFonts w:ascii="Arial" w:hAnsi="Arial" w:cs="Arial"/>
+              </w:rPr>
+            </w:pPr>
+            <w:proofErr w:type="spellStart"/>
+            <w:r>
+              <w:rPr>
+                <w:rFonts w:ascii="Arial" w:eastAsia="Consolas" w:hAnsi="Arial" w:cs="Arial"/>
+                <w:color w:val="000000"/>
+                <w:sz w:val="20"/>
+                <w:szCs w:val="20"/>
+              </w:rPr>
+              <w:t>RDKit</w:t>
+            </w:r>
+            <w:proofErr w:type="spellEnd"/>
+          </w:p>
+        </w:tc>
+        <w:tc>
+          <w:tcPr>
+            <w:tcW w:w="6300" w:type="dxa"/>
+            <w:tcMar>
+              <w:top w:w="80" w:type="dxa"/>
+              <w:left w:w="120" w:type="dxa"/>
+              <w:bottom w:w="80" w:type="dxa"/>
+              <w:right w:w="120" w:type="dxa"/>
+            </w:tcMar>
+          </w:tcPr>
+          <w:p>
+            <w:pPr>
+              <w:rPr>
+                <w:rFonts w:ascii="Arial" w:hAnsi="Arial" w:cs="Arial"/>
+              </w:rPr>
+            </w:pPr>
+            <w:r>
+              <w:rPr>
+                <w:rFonts w:ascii="Arial" w:eastAsia="Calibri" w:hAnsi="Arial" w:cs="Arial"/>
+                <w:color w:val="000000"/>
+                <w:sz w:val="20"/>
+                <w:szCs w:val="20"/>
+              </w:rPr>
+              <w:t>A library for working with chemical structures in Python — reading molecules, calculating properties, and drawing structures.</w:t>
+            </w:r>
+          </w:p>
+        </w:tc>
+      </w:tr>
+      <w:tr>
+        <w:tblPrEx>
+          <w:tblCellMar>
+            <w:top w:w="0" w:type="dxa"/>
+            <w:bottom w:w="0" w:type="dxa"/>
+          </w:tblCellMar>
+        </w:tblPrEx>
+        <w:tc>
+          <w:tcPr>
+            <w:tcW w:w="3200" w:type="dxa"/>
+            <w:tcMar>
+              <w:top w:w="80" w:type="dxa"/>
+              <w:left w:w="120" w:type="dxa"/>
+              <w:bottom w:w="80" w:type="dxa"/>
+              <w:right w:w="120" w:type="dxa"/>
+            </w:tcMar>
+          </w:tcPr>
+          <w:p>
+            <w:pPr>
+              <w:rPr>
+                <w:rFonts w:ascii="Arial" w:hAnsi="Arial" w:cs="Arial"/>
+              </w:rPr>
+            </w:pPr>
+            <w:r>
+              <w:rPr>
+                <w:rFonts w:ascii="Arial" w:eastAsia="Consolas" w:hAnsi="Arial" w:cs="Arial"/>
+                <w:color w:val="000000"/>
+                <w:sz w:val="20"/>
+                <w:szCs w:val="20"/>
+              </w:rPr>
+              <w:t>SMILES</w:t>
+            </w:r>
+          </w:p>
+        </w:tc>
+        <w:tc>
+          <w:tcPr>
+            <w:tcW w:w="6300" w:type="dxa"/>
+            <w:tcMar>
+              <w:top w:w="80" w:type="dxa"/>
+              <w:left w:w="120" w:type="dxa"/>
+              <w:bottom w:w="80" w:type="dxa"/>
+              <w:right w:w="120" w:type="dxa"/>
+            </w:tcMar>
+          </w:tcPr>
+          <w:p>
+            <w:pPr>
+              <w:rPr>
+                <w:rFonts w:ascii="Arial" w:hAnsi="Arial" w:cs="Arial"/>
+              </w:rPr>
+            </w:pPr>
+            <w:r>
+              <w:rPr>
+                <w:rFonts w:ascii="Arial" w:eastAsia="Calibri" w:hAnsi="Arial" w:cs="Arial"/>
+                <w:color w:val="000000"/>
+                <w:sz w:val="20"/>
+                <w:szCs w:val="20"/>
+              </w:rPr>
+              <w:t>A text string that encodes a molecule's structure (e.g., CC(=</w:t>
+            </w:r>
+            <w:proofErr w:type="gramStart"/>
+            <w:r>
+              <w:rPr>
+                <w:rFonts w:ascii="Arial" w:eastAsia="Calibri" w:hAnsi="Arial" w:cs="Arial"/>
+                <w:color w:val="000000"/>
+                <w:sz w:val="20"/>
+                <w:szCs w:val="20"/>
+              </w:rPr>
+              <w:t>O)Oc</w:t>
+            </w:r>
+            <w:proofErr w:type="gramEnd"/>
+            <w:r>
+              <w:rPr>
+                <w:rFonts w:ascii="Arial" w:eastAsia="Calibri" w:hAnsi="Arial" w:cs="Arial"/>
+                <w:color w:val="000000"/>
+                <w:sz w:val="20"/>
+                <w:szCs w:val="20"/>
+              </w:rPr>
+              <w:t>1ccccc1C(=</w:t>
+            </w:r>
+            <w:proofErr w:type="gramStart"/>
+            <w:r>
+              <w:rPr>
+                <w:rFonts w:ascii="Arial" w:eastAsia="Calibri" w:hAnsi="Arial" w:cs="Arial"/>
+                <w:color w:val="000000"/>
+                <w:sz w:val="20"/>
+                <w:szCs w:val="20"/>
+              </w:rPr>
+              <w:t>O)O</w:t>
+            </w:r>
+            <w:proofErr w:type="gramEnd"/>
+            <w:r>
+              <w:rPr>
+                <w:rFonts w:ascii="Arial" w:eastAsia="Calibri" w:hAnsi="Arial" w:cs="Arial"/>
+                <w:color w:val="000000"/>
+                <w:sz w:val="20"/>
+                <w:szCs w:val="20"/>
+              </w:rPr>
+              <w:t xml:space="preserve"> for aspirin) — the most common way to hand a molecule to </w:t>
+            </w:r>
+            <w:proofErr w:type="spellStart"/>
+            <w:r>
+              <w:rPr>
+                <w:rFonts w:ascii="Arial" w:eastAsia="Calibri" w:hAnsi="Arial" w:cs="Arial"/>
+                <w:color w:val="000000"/>
+                <w:sz w:val="20"/>
+                <w:szCs w:val="20"/>
+              </w:rPr>
+              <w:t>RDKit</w:t>
+            </w:r>
+            <w:proofErr w:type="spellEnd"/>
+            <w:r>
+              <w:rPr>
+                <w:rFonts w:ascii="Arial" w:eastAsia="Calibri" w:hAnsi="Arial" w:cs="Arial"/>
+                <w:color w:val="000000"/>
+                <w:sz w:val="20"/>
+                <w:szCs w:val="20"/>
+              </w:rPr>
+              <w:t>.</w:t>
+            </w:r>
+          </w:p>
+        </w:tc>
+      </w:tr>
+      <w:tr>
+        <w:tblPrEx>
+          <w:tblCellMar>
+            <w:top w:w="0" w:type="dxa"/>
+            <w:bottom w:w="0" w:type="dxa"/>
+          </w:tblCellMar>
+        </w:tblPrEx>
+        <w:tc>
+          <w:tcPr>
+            <w:tcW w:w="3200" w:type="dxa"/>
+            <w:tcMar>
+              <w:top w:w="80" w:type="dxa"/>
+              <w:left w:w="120" w:type="dxa"/>
+              <w:bottom w:w="80" w:type="dxa"/>
+              <w:right w:w="120" w:type="dxa"/>
+            </w:tcMar>
+          </w:tcPr>
+          <w:p>
+            <w:pPr>
+              <w:rPr>
+                <w:rFonts w:ascii="Arial" w:hAnsi="Arial" w:cs="Arial"/>
+              </w:rPr>
+            </w:pPr>
+            <w:r>
+              <w:rPr>
+                <w:rFonts w:ascii="Arial" w:eastAsia="Consolas" w:hAnsi="Arial" w:cs="Arial"/>
+                <w:color w:val="000000"/>
+                <w:sz w:val="20"/>
+                <w:szCs w:val="20"/>
+              </w:rPr>
+              <w:t>Mol object</w:t>
+            </w:r>
+          </w:p>
+        </w:tc>
+        <w:tc>
+          <w:tcPr>
+            <w:tcW w:w="6300" w:type="dxa"/>
+            <w:tcMar>
+              <w:top w:w="80" w:type="dxa"/>
+              <w:left w:w="120" w:type="dxa"/>
+              <w:bottom w:w="80" w:type="dxa"/>
+              <w:right w:w="120" w:type="dxa"/>
+            </w:tcMar>
+          </w:tcPr>
+          <w:p>
+            <w:pPr>
+              <w:rPr>
+                <w:rFonts w:ascii="Arial" w:hAnsi="Arial" w:cs="Arial"/>
+              </w:rPr>
+            </w:pPr>
+            <w:proofErr w:type="spellStart"/>
+            <w:r>
+              <w:rPr>
+                <w:rFonts w:ascii="Arial" w:eastAsia="Calibri" w:hAnsi="Arial" w:cs="Arial"/>
+                <w:color w:val="000000"/>
+                <w:sz w:val="20"/>
+                <w:szCs w:val="20"/>
+              </w:rPr>
+              <w:t>RDKit's</w:t>
+            </w:r>
+            <w:proofErr w:type="spellEnd"/>
+            <w:r>
+              <w:rPr>
+                <w:rFonts w:ascii="Arial" w:eastAsia="Calibri" w:hAnsi="Arial" w:cs="Arial"/>
+                <w:color w:val="000000"/>
+                <w:sz w:val="20"/>
+                <w:szCs w:val="20"/>
+              </w:rPr>
+              <w:t xml:space="preserve"> internal representation of a molecule, created from a SMILES string — most </w:t>
+            </w:r>
+            <w:proofErr w:type="spellStart"/>
+            <w:r>
+              <w:rPr>
+                <w:rFonts w:ascii="Arial" w:eastAsia="Calibri" w:hAnsi="Arial" w:cs="Arial"/>
+                <w:color w:val="000000"/>
+                <w:sz w:val="20"/>
+                <w:szCs w:val="20"/>
+              </w:rPr>
+              <w:t>RDKit</w:t>
+            </w:r>
+            <w:proofErr w:type="spellEnd"/>
+            <w:r>
+              <w:rPr>
+                <w:rFonts w:ascii="Arial" w:eastAsia="Calibri" w:hAnsi="Arial" w:cs="Arial"/>
+                <w:color w:val="000000"/>
+                <w:sz w:val="20"/>
+                <w:szCs w:val="20"/>
+              </w:rPr>
+              <w:t xml:space="preserve"> functions expect this, not the raw text.</w:t>
+            </w:r>
+          </w:p>
+        </w:tc>
+      </w:tr>
+      <w:tr>
+        <w:tblPrEx>
+          <w:tblCellMar>
+            <w:top w:w="0" w:type="dxa"/>
+            <w:bottom w:w="0" w:type="dxa"/>
+          </w:tblCellMar>
+        </w:tblPrEx>
+        <w:tc>
+          <w:tcPr>
+            <w:tcW w:w="3200" w:type="dxa"/>
+            <w:tcMar>
+              <w:top w:w="80" w:type="dxa"/>
+              <w:left w:w="120" w:type="dxa"/>
+              <w:bottom w:w="80" w:type="dxa"/>
+              <w:right w:w="120" w:type="dxa"/>
+            </w:tcMar>
+          </w:tcPr>
+          <w:p>
+            <w:pPr>
+              <w:rPr>
+                <w:rFonts w:ascii="Arial" w:hAnsi="Arial" w:cs="Arial"/>
+              </w:rPr>
+            </w:pPr>
+            <w:r>
+              <w:rPr>
+                <w:rFonts w:ascii="Arial" w:eastAsia="Consolas" w:hAnsi="Arial" w:cs="Arial"/>
+                <w:color w:val="000000"/>
+                <w:sz w:val="20"/>
+                <w:szCs w:val="20"/>
+              </w:rPr>
+              <w:t>Descriptor</w:t>
+            </w:r>
+          </w:p>
+        </w:tc>
+        <w:tc>
+          <w:tcPr>
+            <w:tcW w:w="6300" w:type="dxa"/>
+            <w:tcMar>
+              <w:top w:w="80" w:type="dxa"/>
+              <w:left w:w="120" w:type="dxa"/>
+              <w:bottom w:w="80" w:type="dxa"/>
+              <w:right w:w="120" w:type="dxa"/>
+            </w:tcMar>
+          </w:tcPr>
+          <w:p>
+            <w:pPr>
+              <w:rPr>
+                <w:rFonts w:ascii="Arial" w:hAnsi="Arial" w:cs="Arial"/>
+              </w:rPr>
+            </w:pPr>
+            <w:r>
+              <w:rPr>
+                <w:rFonts w:ascii="Arial" w:eastAsia="Calibri" w:hAnsi="Arial" w:cs="Arial"/>
+                <w:color w:val="000000"/>
+                <w:sz w:val="20"/>
+                <w:szCs w:val="20"/>
+              </w:rPr>
+              <w:t xml:space="preserve">A calculated numeric property of a molecule (molecular weight, </w:t>
+            </w:r>
+            <w:proofErr w:type="spellStart"/>
+            <w:r>
+              <w:rPr>
+                <w:rFonts w:ascii="Arial" w:eastAsia="Calibri" w:hAnsi="Arial" w:cs="Arial"/>
+                <w:color w:val="000000"/>
+                <w:sz w:val="20"/>
+                <w:szCs w:val="20"/>
+              </w:rPr>
+              <w:t>LogP</w:t>
+            </w:r>
+            <w:proofErr w:type="spellEnd"/>
+            <w:r>
+              <w:rPr>
+                <w:rFonts w:ascii="Arial" w:eastAsia="Calibri" w:hAnsi="Arial" w:cs="Arial"/>
+                <w:color w:val="000000"/>
+                <w:sz w:val="20"/>
+                <w:szCs w:val="20"/>
+              </w:rPr>
+              <w:t>, number of hydrogen bond donors, etc.).</w:t>
+            </w:r>
+          </w:p>
+        </w:tc>
+      </w:tr>
+      <w:tr>
+        <w:tblPrEx>
+          <w:tblCellMar>
+            <w:top w:w="0" w:type="dxa"/>
+            <w:bottom w:w="0" w:type="dxa"/>
+          </w:tblCellMar>
+        </w:tblPrEx>
+        <w:tc>
+          <w:tcPr>
+            <w:tcW w:w="3200" w:type="dxa"/>
+            <w:tcMar>
+              <w:top w:w="80" w:type="dxa"/>
+              <w:left w:w="120" w:type="dxa"/>
+              <w:bottom w:w="80" w:type="dxa"/>
+              <w:right w:w="120" w:type="dxa"/>
+            </w:tcMar>
+          </w:tcPr>
+          <w:p>
+            <w:pPr>
+              <w:rPr>
+                <w:rFonts w:ascii="Arial" w:hAnsi="Arial" w:cs="Arial"/>
+              </w:rPr>
+            </w:pPr>
+            <w:r>
+              <w:rPr>
+                <w:rFonts w:ascii="Arial" w:eastAsia="Consolas" w:hAnsi="Arial" w:cs="Arial"/>
+                <w:color w:val="000000"/>
+                <w:sz w:val="20"/>
+                <w:szCs w:val="20"/>
+              </w:rPr>
+              <w:t>Fingerprint</w:t>
+            </w:r>
+          </w:p>
+        </w:tc>
+        <w:tc>
+          <w:tcPr>
+            <w:tcW w:w="6300" w:type="dxa"/>
+            <w:tcMar>
+              <w:top w:w="80" w:type="dxa"/>
+              <w:left w:w="120" w:type="dxa"/>
+              <w:bottom w:w="80" w:type="dxa"/>
+              <w:right w:w="120" w:type="dxa"/>
+            </w:tcMar>
+          </w:tcPr>
+          <w:p>
+            <w:pPr>
+              <w:rPr>
+                <w:rFonts w:ascii="Arial" w:hAnsi="Arial" w:cs="Arial"/>
+              </w:rPr>
+            </w:pPr>
+            <w:r>
+              <w:rPr>
+                <w:rFonts w:ascii="Arial" w:eastAsia="Calibri" w:hAnsi="Arial" w:cs="Arial"/>
+                <w:color w:val="000000"/>
+                <w:sz w:val="20"/>
+                <w:szCs w:val="20"/>
+              </w:rPr>
+              <w:t>A compact numeric representation of a molecule's structure, used to compare or search for similar molecules.</w:t>
+            </w:r>
+          </w:p>
+        </w:tc>
+      </w:tr>
+      <w:tr>
+        <w:tblPrEx>
+          <w:tblCellMar>
+            <w:top w:w="0" w:type="dxa"/>
+            <w:bottom w:w="0" w:type="dxa"/>
+          </w:tblCellMar>
+        </w:tblPrEx>
+        <w:tc>
+          <w:tcPr>
+            <w:tcW w:w="3200" w:type="dxa"/>
+            <w:tcMar>
+              <w:top w:w="80" w:type="dxa"/>
+              <w:left w:w="120" w:type="dxa"/>
+              <w:bottom w:w="80" w:type="dxa"/>
+              <w:right w:w="120" w:type="dxa"/>
+            </w:tcMar>
+          </w:tcPr>
+          <w:p>
+            <w:pPr>
+              <w:rPr>
+                <w:rFonts w:ascii="Arial" w:hAnsi="Arial" w:cs="Arial"/>
+              </w:rPr>
+            </w:pPr>
+            <w:r>
+              <w:rPr>
+                <w:rFonts w:ascii="Arial" w:eastAsia="Consolas" w:hAnsi="Arial" w:cs="Arial"/>
+                <w:color w:val="000000"/>
+                <w:sz w:val="20"/>
+                <w:szCs w:val="20"/>
+              </w:rPr>
+              <w:t>Substructure search</w:t>
+            </w:r>
+          </w:p>
+        </w:tc>
+        <w:tc>
+          <w:tcPr>
+            <w:tcW w:w="6300" w:type="dxa"/>
+            <w:tcMar>
+              <w:top w:w="80" w:type="dxa"/>
+              <w:left w:w="120" w:type="dxa"/>
+              <w:bottom w:w="80" w:type="dxa"/>
+              <w:right w:w="120" w:type="dxa"/>
+            </w:tcMar>
+          </w:tcPr>
+          <w:p>
+            <w:pPr>
+              <w:rPr>
+                <w:rFonts w:ascii="Arial" w:hAnsi="Arial" w:cs="Arial"/>
+              </w:rPr>
+            </w:pPr>
+            <w:r>
+              <w:rPr>
+                <w:rFonts w:ascii="Arial" w:eastAsia="Calibri" w:hAnsi="Arial" w:cs="Arial"/>
+                <w:color w:val="000000"/>
+                <w:sz w:val="20"/>
+                <w:szCs w:val="20"/>
+              </w:rPr>
+              <w:t>Checking whether a molecule contains a particular chemical pattern or functional group.</w:t>
+            </w:r>
+          </w:p>
+        </w:tc>
+      </w:tr>
+      <w:tr>
+        <w:tblPrEx>
+          <w:tblCellMar>
+            <w:top w:w="0" w:type="dxa"/>
+            <w:bottom w:w="0" w:type="dxa"/>
+          </w:tblCellMar>
+        </w:tblPrEx>
+        <w:tc>
+          <w:tcPr>
+            <w:tcW w:w="3200" w:type="dxa"/>
+            <w:tcMar>
+              <w:top w:w="80" w:type="dxa"/>
+              <w:left w:w="120" w:type="dxa"/>
+              <w:bottom w:w="80" w:type="dxa"/>
+              <w:right w:w="120" w:type="dxa"/>
+            </w:tcMar>
+          </w:tcPr>
+          <w:p>
+            <w:pPr>
+              <w:rPr>
+                <w:rFonts w:ascii="Arial" w:hAnsi="Arial" w:cs="Arial"/>
+              </w:rPr>
+            </w:pPr>
+            <w:r>
+              <w:rPr>
+                <w:rFonts w:ascii="Arial" w:eastAsia="Consolas" w:hAnsi="Arial" w:cs="Arial"/>
+                <w:color w:val="000000"/>
+                <w:sz w:val="20"/>
+                <w:szCs w:val="20"/>
+              </w:rPr>
+              <w:t>Tanimoto similarity</w:t>
+            </w:r>
+          </w:p>
+        </w:tc>
+        <w:tc>
+          <w:tcPr>
+            <w:tcW w:w="6300" w:type="dxa"/>
+            <w:tcMar>
+              <w:top w:w="80" w:type="dxa"/>
+              <w:left w:w="120" w:type="dxa"/>
+              <w:bottom w:w="80" w:type="dxa"/>
+              <w:right w:w="120" w:type="dxa"/>
+            </w:tcMar>
+          </w:tcPr>
+          <w:p>
+            <w:pPr>
+              <w:rPr>
+                <w:rFonts w:ascii="Arial" w:hAnsi="Arial" w:cs="Arial"/>
+              </w:rPr>
+            </w:pPr>
+            <w:r>
+              <w:rPr>
+                <w:rFonts w:ascii="Arial" w:eastAsia="Calibri" w:hAnsi="Arial" w:cs="Arial"/>
+                <w:color w:val="000000"/>
+                <w:sz w:val="20"/>
+                <w:szCs w:val="20"/>
+              </w:rPr>
+              <w:t>A standard score (0–1) for how structurally similar two molecules are, usually computed from their fingerprints.</w:t>
+            </w:r>
+          </w:p>
+        </w:tc>
+      </w:tr>
+    </w:tbl>
+    <w:p>
+      <w:pPr>
+        <w:spacing w:after="200"/>
+        <w:rPr>
+          <w:rFonts w:ascii="Arial" w:hAnsi="Arial" w:cs="Arial"/>
+          <w:color w:val="000000" w:themeColor="text1"/>
+        </w:rPr>
+      </w:pPr>
+    </w:p>
+    <w:p>
+      <w:pPr>
+        <w:spacing w:after="200"/>
+        <w:rPr>
+          <w:rFonts w:ascii="Arial" w:hAnsi="Arial" w:cs="Arial"/>
+          <w:color w:val="000000" w:themeColor="text1"/>
+        </w:rPr>
+      </w:pPr>
+    </w:p>
+    <w:p>
+      <w:pPr>
+        <w:pStyle w:val="Heading1"/>
+        <w:spacing w:before="300" w:after="150"/>
+        <w:rPr>
+          <w:rFonts w:ascii="Arial" w:hAnsi="Arial" w:cs="Arial"/>
+          <w:color w:val="000000" w:themeColor="text1"/>
+        </w:rPr>
+      </w:pPr>
+      <w:r>
+        <w:rPr>
+          <w:rFonts w:ascii="Arial" w:eastAsia="Calibri" w:hAnsi="Arial" w:cs="Arial"/>
+          <w:b/>
+          <w:bCs/>
+          <w:color w:val="000000" w:themeColor="text1"/>
+        </w:rPr>
+        <w:lastRenderedPageBreak/>
         <w:t>7. Common Functions by Package</w:t>
       </w:r>
     </w:p>
@@ -5150,7 +5848,6 @@
                 <w:sz w:val="20"/>
                 <w:szCs w:val="20"/>
               </w:rPr>
-              <w:lastRenderedPageBreak/>
               <w:t>np.mean</w:t>
             </w:r>
             <w:proofErr w:type="spellEnd"/>
@@ -6527,7 +7224,6 @@
                 <w:sz w:val="20"/>
                 <w:szCs w:val="20"/>
               </w:rPr>
-              <w:lastRenderedPageBreak/>
               <w:t>minimize(</w:t>
             </w:r>
             <w:proofErr w:type="gramEnd"/>
@@ -6761,21 +7457,738 @@
     </w:p>
     <w:p>
       <w:pPr>
-        <w:pStyle w:val="Heading1"/>
-        <w:spacing w:before="300" w:after="150"/>
-        <w:rPr>
-          <w:rFonts w:ascii="Arial" w:hAnsi="Arial" w:cs="Arial"/>
-          <w:color w:val="000000" w:themeColor="text1"/>
-        </w:rPr>
-      </w:pPr>
-      <w:r>
+        <w:spacing w:before="200" w:after="100"/>
         <w:rPr>
           <w:rFonts w:ascii="Arial" w:eastAsia="Calibri" w:hAnsi="Arial" w:cs="Arial"/>
           <w:b/>
           <w:bCs/>
-          <w:color w:val="000000" w:themeColor="text1"/>
-        </w:rPr>
-        <w:t>8. Tips for Using This Sheet</w:t>
+          <w:i/>
+          <w:iCs/>
+          <w:sz w:val="22"/>
+          <w:szCs w:val="22"/>
+        </w:rPr>
+      </w:pPr>
+    </w:p>
+    <w:p>
+      <w:pPr>
+        <w:spacing w:before="200" w:after="100"/>
+        <w:rPr>
+          <w:rFonts w:ascii="Arial" w:eastAsia="Calibri" w:hAnsi="Arial" w:cs="Arial"/>
+          <w:b/>
+          <w:bCs/>
+          <w:i/>
+          <w:iCs/>
+          <w:sz w:val="22"/>
+          <w:szCs w:val="22"/>
+        </w:rPr>
+      </w:pPr>
+    </w:p>
+    <w:p>
+      <w:pPr>
+        <w:spacing w:before="200" w:after="100"/>
+        <w:rPr>
+          <w:rFonts w:ascii="Arial" w:hAnsi="Arial" w:cs="Arial"/>
+        </w:rPr>
+      </w:pPr>
+      <w:proofErr w:type="spellStart"/>
+      <w:r>
+        <w:rPr>
+          <w:rFonts w:ascii="Arial" w:eastAsia="Calibri" w:hAnsi="Arial" w:cs="Arial"/>
+          <w:b/>
+          <w:bCs/>
+          <w:i/>
+          <w:iCs/>
+          <w:sz w:val="22"/>
+          <w:szCs w:val="22"/>
+        </w:rPr>
+        <w:lastRenderedPageBreak/>
+        <w:t>RDKit</w:t>
+      </w:r>
+      <w:proofErr w:type="spellEnd"/>
+    </w:p>
+    <w:tbl>
+      <w:tblPr>
+        <w:tblW w:w="9500" w:type="dxa"/>
+        <w:tblBorders>
+          <w:top w:val="single" w:sz="4" w:space="0" w:color="auto"/>
+          <w:left w:val="single" w:sz="4" w:space="0" w:color="auto"/>
+          <w:bottom w:val="single" w:sz="4" w:space="0" w:color="auto"/>
+          <w:right w:val="single" w:sz="4" w:space="0" w:color="auto"/>
+          <w:insideH w:val="single" w:sz="4" w:space="0" w:color="auto"/>
+          <w:insideV w:val="single" w:sz="4" w:space="0" w:color="auto"/>
+        </w:tblBorders>
+        <w:tblCellMar>
+          <w:left w:w="10" w:type="dxa"/>
+          <w:right w:w="10" w:type="dxa"/>
+        </w:tblCellMar>
+        <w:tblLook w:val="04A0" w:firstRow="1" w:lastRow="0" w:firstColumn="1" w:lastColumn="0" w:noHBand="0" w:noVBand="1"/>
+      </w:tblPr>
+      <w:tblGrid>
+        <w:gridCol w:w="3600"/>
+        <w:gridCol w:w="5900"/>
+      </w:tblGrid>
+      <w:tr>
+        <w:tblPrEx>
+          <w:tblCellMar>
+            <w:top w:w="0" w:type="dxa"/>
+            <w:bottom w:w="0" w:type="dxa"/>
+          </w:tblCellMar>
+        </w:tblPrEx>
+        <w:trPr>
+          <w:tblHeader/>
+        </w:trPr>
+        <w:tc>
+          <w:tcPr>
+            <w:tcW w:w="3600" w:type="dxa"/>
+            <w:tcMar>
+              <w:top w:w="80" w:type="dxa"/>
+              <w:left w:w="120" w:type="dxa"/>
+              <w:bottom w:w="80" w:type="dxa"/>
+              <w:right w:w="120" w:type="dxa"/>
+            </w:tcMar>
+          </w:tcPr>
+          <w:p>
+            <w:pPr>
+              <w:rPr>
+                <w:rFonts w:ascii="Arial" w:hAnsi="Arial" w:cs="Arial"/>
+                <w:color w:val="000000" w:themeColor="text1"/>
+              </w:rPr>
+            </w:pPr>
+            <w:r>
+              <w:rPr>
+                <w:rFonts w:ascii="Arial" w:eastAsia="Calibri" w:hAnsi="Arial" w:cs="Arial"/>
+                <w:b/>
+                <w:bCs/>
+                <w:color w:val="000000" w:themeColor="text1"/>
+                <w:sz w:val="20"/>
+                <w:szCs w:val="20"/>
+              </w:rPr>
+              <w:t>Function</w:t>
+            </w:r>
+          </w:p>
+        </w:tc>
+        <w:tc>
+          <w:tcPr>
+            <w:tcW w:w="5900" w:type="dxa"/>
+            <w:tcMar>
+              <w:top w:w="80" w:type="dxa"/>
+              <w:left w:w="120" w:type="dxa"/>
+              <w:bottom w:w="80" w:type="dxa"/>
+              <w:right w:w="120" w:type="dxa"/>
+            </w:tcMar>
+          </w:tcPr>
+          <w:p>
+            <w:pPr>
+              <w:rPr>
+                <w:rFonts w:ascii="Arial" w:hAnsi="Arial" w:cs="Arial"/>
+                <w:color w:val="000000" w:themeColor="text1"/>
+              </w:rPr>
+            </w:pPr>
+            <w:r>
+              <w:rPr>
+                <w:rFonts w:ascii="Arial" w:eastAsia="Calibri" w:hAnsi="Arial" w:cs="Arial"/>
+                <w:b/>
+                <w:bCs/>
+                <w:color w:val="000000" w:themeColor="text1"/>
+                <w:sz w:val="20"/>
+                <w:szCs w:val="20"/>
+              </w:rPr>
+              <w:t>What it does</w:t>
+            </w:r>
+          </w:p>
+        </w:tc>
+      </w:tr>
+      <w:tr>
+        <w:tblPrEx>
+          <w:tblCellMar>
+            <w:top w:w="0" w:type="dxa"/>
+            <w:bottom w:w="0" w:type="dxa"/>
+          </w:tblCellMar>
+        </w:tblPrEx>
+        <w:tc>
+          <w:tcPr>
+            <w:tcW w:w="3600" w:type="dxa"/>
+            <w:tcMar>
+              <w:top w:w="80" w:type="dxa"/>
+              <w:left w:w="120" w:type="dxa"/>
+              <w:bottom w:w="80" w:type="dxa"/>
+              <w:right w:w="120" w:type="dxa"/>
+            </w:tcMar>
+          </w:tcPr>
+          <w:p>
+            <w:pPr>
+              <w:rPr>
+                <w:rFonts w:ascii="Arial" w:hAnsi="Arial" w:cs="Arial"/>
+                <w:color w:val="000000" w:themeColor="text1"/>
+              </w:rPr>
+            </w:pPr>
+            <w:proofErr w:type="spellStart"/>
+            <w:r>
+              <w:rPr>
+                <w:rFonts w:ascii="Arial" w:eastAsia="Consolas" w:hAnsi="Arial" w:cs="Arial"/>
+                <w:color w:val="000000" w:themeColor="text1"/>
+                <w:sz w:val="20"/>
+                <w:szCs w:val="20"/>
+              </w:rPr>
+              <w:t>Chem.MolFromSmiles</w:t>
+            </w:r>
+            <w:proofErr w:type="spellEnd"/>
+            <w:r>
+              <w:rPr>
+                <w:rFonts w:ascii="Arial" w:eastAsia="Consolas" w:hAnsi="Arial" w:cs="Arial"/>
+                <w:color w:val="000000" w:themeColor="text1"/>
+                <w:sz w:val="20"/>
+                <w:szCs w:val="20"/>
+              </w:rPr>
+              <w:t>()</w:t>
+            </w:r>
+          </w:p>
+        </w:tc>
+        <w:tc>
+          <w:tcPr>
+            <w:tcW w:w="5900" w:type="dxa"/>
+            <w:tcMar>
+              <w:top w:w="80" w:type="dxa"/>
+              <w:left w:w="120" w:type="dxa"/>
+              <w:bottom w:w="80" w:type="dxa"/>
+              <w:right w:w="120" w:type="dxa"/>
+            </w:tcMar>
+          </w:tcPr>
+          <w:p>
+            <w:pPr>
+              <w:rPr>
+                <w:rFonts w:ascii="Arial" w:hAnsi="Arial" w:cs="Arial"/>
+                <w:color w:val="000000" w:themeColor="text1"/>
+              </w:rPr>
+            </w:pPr>
+            <w:r>
+              <w:rPr>
+                <w:rFonts w:ascii="Arial" w:eastAsia="Calibri" w:hAnsi="Arial" w:cs="Arial"/>
+                <w:color w:val="000000" w:themeColor="text1"/>
+                <w:sz w:val="20"/>
+                <w:szCs w:val="20"/>
+              </w:rPr>
+              <w:t xml:space="preserve">Convert a SMILES string into a Mol object </w:t>
+            </w:r>
+            <w:proofErr w:type="spellStart"/>
+            <w:r>
+              <w:rPr>
+                <w:rFonts w:ascii="Arial" w:eastAsia="Calibri" w:hAnsi="Arial" w:cs="Arial"/>
+                <w:color w:val="000000" w:themeColor="text1"/>
+                <w:sz w:val="20"/>
+                <w:szCs w:val="20"/>
+              </w:rPr>
+              <w:t>RDKit</w:t>
+            </w:r>
+            <w:proofErr w:type="spellEnd"/>
+            <w:r>
+              <w:rPr>
+                <w:rFonts w:ascii="Arial" w:eastAsia="Calibri" w:hAnsi="Arial" w:cs="Arial"/>
+                <w:color w:val="000000" w:themeColor="text1"/>
+                <w:sz w:val="20"/>
+                <w:szCs w:val="20"/>
+              </w:rPr>
+              <w:t xml:space="preserve"> can work with</w:t>
+            </w:r>
+          </w:p>
+        </w:tc>
+      </w:tr>
+      <w:tr>
+        <w:tblPrEx>
+          <w:tblCellMar>
+            <w:top w:w="0" w:type="dxa"/>
+            <w:bottom w:w="0" w:type="dxa"/>
+          </w:tblCellMar>
+        </w:tblPrEx>
+        <w:tc>
+          <w:tcPr>
+            <w:tcW w:w="3600" w:type="dxa"/>
+            <w:tcMar>
+              <w:top w:w="80" w:type="dxa"/>
+              <w:left w:w="120" w:type="dxa"/>
+              <w:bottom w:w="80" w:type="dxa"/>
+              <w:right w:w="120" w:type="dxa"/>
+            </w:tcMar>
+          </w:tcPr>
+          <w:p>
+            <w:pPr>
+              <w:rPr>
+                <w:rFonts w:ascii="Arial" w:hAnsi="Arial" w:cs="Arial"/>
+                <w:color w:val="000000" w:themeColor="text1"/>
+              </w:rPr>
+            </w:pPr>
+            <w:proofErr w:type="spellStart"/>
+            <w:r>
+              <w:rPr>
+                <w:rFonts w:ascii="Arial" w:eastAsia="Consolas" w:hAnsi="Arial" w:cs="Arial"/>
+                <w:color w:val="000000" w:themeColor="text1"/>
+                <w:sz w:val="20"/>
+                <w:szCs w:val="20"/>
+              </w:rPr>
+              <w:t>Chem.MolToSmiles</w:t>
+            </w:r>
+            <w:proofErr w:type="spellEnd"/>
+            <w:r>
+              <w:rPr>
+                <w:rFonts w:ascii="Arial" w:eastAsia="Consolas" w:hAnsi="Arial" w:cs="Arial"/>
+                <w:color w:val="000000" w:themeColor="text1"/>
+                <w:sz w:val="20"/>
+                <w:szCs w:val="20"/>
+              </w:rPr>
+              <w:t>()</w:t>
+            </w:r>
+          </w:p>
+        </w:tc>
+        <w:tc>
+          <w:tcPr>
+            <w:tcW w:w="5900" w:type="dxa"/>
+            <w:tcMar>
+              <w:top w:w="80" w:type="dxa"/>
+              <w:left w:w="120" w:type="dxa"/>
+              <w:bottom w:w="80" w:type="dxa"/>
+              <w:right w:w="120" w:type="dxa"/>
+            </w:tcMar>
+          </w:tcPr>
+          <w:p>
+            <w:pPr>
+              <w:rPr>
+                <w:rFonts w:ascii="Arial" w:hAnsi="Arial" w:cs="Arial"/>
+                <w:color w:val="000000" w:themeColor="text1"/>
+              </w:rPr>
+            </w:pPr>
+            <w:r>
+              <w:rPr>
+                <w:rFonts w:ascii="Arial" w:eastAsia="Calibri" w:hAnsi="Arial" w:cs="Arial"/>
+                <w:color w:val="000000" w:themeColor="text1"/>
+                <w:sz w:val="20"/>
+                <w:szCs w:val="20"/>
+              </w:rPr>
+              <w:t>Convert a Mol object back into a SMILES string</w:t>
+            </w:r>
+          </w:p>
+        </w:tc>
+      </w:tr>
+      <w:tr>
+        <w:tblPrEx>
+          <w:tblCellMar>
+            <w:top w:w="0" w:type="dxa"/>
+            <w:bottom w:w="0" w:type="dxa"/>
+          </w:tblCellMar>
+        </w:tblPrEx>
+        <w:tc>
+          <w:tcPr>
+            <w:tcW w:w="3600" w:type="dxa"/>
+            <w:tcMar>
+              <w:top w:w="80" w:type="dxa"/>
+              <w:left w:w="120" w:type="dxa"/>
+              <w:bottom w:w="80" w:type="dxa"/>
+              <w:right w:w="120" w:type="dxa"/>
+            </w:tcMar>
+          </w:tcPr>
+          <w:p>
+            <w:pPr>
+              <w:rPr>
+                <w:rFonts w:ascii="Arial" w:hAnsi="Arial" w:cs="Arial"/>
+              </w:rPr>
+            </w:pPr>
+            <w:proofErr w:type="spellStart"/>
+            <w:r>
+              <w:rPr>
+                <w:rFonts w:ascii="Arial" w:eastAsia="Consolas" w:hAnsi="Arial" w:cs="Arial"/>
+                <w:color w:val="000000"/>
+                <w:sz w:val="20"/>
+                <w:szCs w:val="20"/>
+              </w:rPr>
+              <w:t>Descriptors.MolWt</w:t>
+            </w:r>
+            <w:proofErr w:type="spellEnd"/>
+            <w:r>
+              <w:rPr>
+                <w:rFonts w:ascii="Arial" w:eastAsia="Consolas" w:hAnsi="Arial" w:cs="Arial"/>
+                <w:color w:val="000000"/>
+                <w:sz w:val="20"/>
+                <w:szCs w:val="20"/>
+              </w:rPr>
+              <w:t>()</w:t>
+            </w:r>
+          </w:p>
+        </w:tc>
+        <w:tc>
+          <w:tcPr>
+            <w:tcW w:w="5900" w:type="dxa"/>
+            <w:tcMar>
+              <w:top w:w="80" w:type="dxa"/>
+              <w:left w:w="120" w:type="dxa"/>
+              <w:bottom w:w="80" w:type="dxa"/>
+              <w:right w:w="120" w:type="dxa"/>
+            </w:tcMar>
+          </w:tcPr>
+          <w:p>
+            <w:pPr>
+              <w:rPr>
+                <w:rFonts w:ascii="Arial" w:hAnsi="Arial" w:cs="Arial"/>
+              </w:rPr>
+            </w:pPr>
+            <w:r>
+              <w:rPr>
+                <w:rFonts w:ascii="Arial" w:eastAsia="Calibri" w:hAnsi="Arial" w:cs="Arial"/>
+                <w:color w:val="000000"/>
+                <w:sz w:val="20"/>
+                <w:szCs w:val="20"/>
+              </w:rPr>
+              <w:t>Calculate a molecule's molecular weight</w:t>
+            </w:r>
+          </w:p>
+        </w:tc>
+      </w:tr>
+      <w:tr>
+        <w:tblPrEx>
+          <w:tblCellMar>
+            <w:top w:w="0" w:type="dxa"/>
+            <w:bottom w:w="0" w:type="dxa"/>
+          </w:tblCellMar>
+        </w:tblPrEx>
+        <w:tc>
+          <w:tcPr>
+            <w:tcW w:w="3600" w:type="dxa"/>
+            <w:tcMar>
+              <w:top w:w="80" w:type="dxa"/>
+              <w:left w:w="120" w:type="dxa"/>
+              <w:bottom w:w="80" w:type="dxa"/>
+              <w:right w:w="120" w:type="dxa"/>
+            </w:tcMar>
+          </w:tcPr>
+          <w:p>
+            <w:pPr>
+              <w:rPr>
+                <w:rFonts w:ascii="Arial" w:hAnsi="Arial" w:cs="Arial"/>
+              </w:rPr>
+            </w:pPr>
+            <w:proofErr w:type="spellStart"/>
+            <w:r>
+              <w:rPr>
+                <w:rFonts w:ascii="Arial" w:eastAsia="Consolas" w:hAnsi="Arial" w:cs="Arial"/>
+                <w:color w:val="000000"/>
+                <w:sz w:val="20"/>
+                <w:szCs w:val="20"/>
+              </w:rPr>
+              <w:t>Descriptors.MolLogP</w:t>
+            </w:r>
+            <w:proofErr w:type="spellEnd"/>
+            <w:r>
+              <w:rPr>
+                <w:rFonts w:ascii="Arial" w:eastAsia="Consolas" w:hAnsi="Arial" w:cs="Arial"/>
+                <w:color w:val="000000"/>
+                <w:sz w:val="20"/>
+                <w:szCs w:val="20"/>
+              </w:rPr>
+              <w:t>()</w:t>
+            </w:r>
+          </w:p>
+        </w:tc>
+        <w:tc>
+          <w:tcPr>
+            <w:tcW w:w="5900" w:type="dxa"/>
+            <w:tcMar>
+              <w:top w:w="80" w:type="dxa"/>
+              <w:left w:w="120" w:type="dxa"/>
+              <w:bottom w:w="80" w:type="dxa"/>
+              <w:right w:w="120" w:type="dxa"/>
+            </w:tcMar>
+          </w:tcPr>
+          <w:p>
+            <w:pPr>
+              <w:rPr>
+                <w:rFonts w:ascii="Arial" w:hAnsi="Arial" w:cs="Arial"/>
+              </w:rPr>
+            </w:pPr>
+            <w:r>
+              <w:rPr>
+                <w:rFonts w:ascii="Arial" w:eastAsia="Calibri" w:hAnsi="Arial" w:cs="Arial"/>
+                <w:color w:val="000000"/>
+                <w:sz w:val="20"/>
+                <w:szCs w:val="20"/>
+              </w:rPr>
+              <w:t xml:space="preserve">Estimate a molecule's </w:t>
+            </w:r>
+            <w:proofErr w:type="spellStart"/>
+            <w:r>
+              <w:rPr>
+                <w:rFonts w:ascii="Arial" w:eastAsia="Calibri" w:hAnsi="Arial" w:cs="Arial"/>
+                <w:color w:val="000000"/>
+                <w:sz w:val="20"/>
+                <w:szCs w:val="20"/>
+              </w:rPr>
+              <w:t>LogP</w:t>
+            </w:r>
+            <w:proofErr w:type="spellEnd"/>
+            <w:r>
+              <w:rPr>
+                <w:rFonts w:ascii="Arial" w:eastAsia="Calibri" w:hAnsi="Arial" w:cs="Arial"/>
+                <w:color w:val="000000"/>
+                <w:sz w:val="20"/>
+                <w:szCs w:val="20"/>
+              </w:rPr>
+              <w:t xml:space="preserve"> (a measure of lipophilicity)</w:t>
+            </w:r>
+          </w:p>
+        </w:tc>
+      </w:tr>
+      <w:tr>
+        <w:tblPrEx>
+          <w:tblCellMar>
+            <w:top w:w="0" w:type="dxa"/>
+            <w:bottom w:w="0" w:type="dxa"/>
+          </w:tblCellMar>
+        </w:tblPrEx>
+        <w:tc>
+          <w:tcPr>
+            <w:tcW w:w="3600" w:type="dxa"/>
+            <w:tcMar>
+              <w:top w:w="80" w:type="dxa"/>
+              <w:left w:w="120" w:type="dxa"/>
+              <w:bottom w:w="80" w:type="dxa"/>
+              <w:right w:w="120" w:type="dxa"/>
+            </w:tcMar>
+          </w:tcPr>
+          <w:p>
+            <w:pPr>
+              <w:rPr>
+                <w:rFonts w:ascii="Arial" w:hAnsi="Arial" w:cs="Arial"/>
+              </w:rPr>
+            </w:pPr>
+            <w:proofErr w:type="spellStart"/>
+            <w:r>
+              <w:rPr>
+                <w:rFonts w:ascii="Arial" w:eastAsia="Consolas" w:hAnsi="Arial" w:cs="Arial"/>
+                <w:color w:val="000000"/>
+                <w:sz w:val="20"/>
+                <w:szCs w:val="20"/>
+              </w:rPr>
+              <w:t>Draw.MolToImage</w:t>
+            </w:r>
+            <w:proofErr w:type="spellEnd"/>
+            <w:r>
+              <w:rPr>
+                <w:rFonts w:ascii="Arial" w:eastAsia="Consolas" w:hAnsi="Arial" w:cs="Arial"/>
+                <w:color w:val="000000"/>
+                <w:sz w:val="20"/>
+                <w:szCs w:val="20"/>
+              </w:rPr>
+              <w:t>()</w:t>
+            </w:r>
+          </w:p>
+        </w:tc>
+        <w:tc>
+          <w:tcPr>
+            <w:tcW w:w="5900" w:type="dxa"/>
+            <w:tcMar>
+              <w:top w:w="80" w:type="dxa"/>
+              <w:left w:w="120" w:type="dxa"/>
+              <w:bottom w:w="80" w:type="dxa"/>
+              <w:right w:w="120" w:type="dxa"/>
+            </w:tcMar>
+          </w:tcPr>
+          <w:p>
+            <w:pPr>
+              <w:rPr>
+                <w:rFonts w:ascii="Arial" w:hAnsi="Arial" w:cs="Arial"/>
+              </w:rPr>
+            </w:pPr>
+            <w:r>
+              <w:rPr>
+                <w:rFonts w:ascii="Arial" w:eastAsia="Calibri" w:hAnsi="Arial" w:cs="Arial"/>
+                <w:color w:val="000000"/>
+                <w:sz w:val="20"/>
+                <w:szCs w:val="20"/>
+              </w:rPr>
+              <w:t>Generate a 2D image of a molecule's structure</w:t>
+            </w:r>
+          </w:p>
+        </w:tc>
+      </w:tr>
+      <w:tr>
+        <w:tblPrEx>
+          <w:tblCellMar>
+            <w:top w:w="0" w:type="dxa"/>
+            <w:bottom w:w="0" w:type="dxa"/>
+          </w:tblCellMar>
+        </w:tblPrEx>
+        <w:tc>
+          <w:tcPr>
+            <w:tcW w:w="3600" w:type="dxa"/>
+            <w:tcMar>
+              <w:top w:w="80" w:type="dxa"/>
+              <w:left w:w="120" w:type="dxa"/>
+              <w:bottom w:w="80" w:type="dxa"/>
+              <w:right w:w="120" w:type="dxa"/>
+            </w:tcMar>
+          </w:tcPr>
+          <w:p>
+            <w:pPr>
+              <w:rPr>
+                <w:rFonts w:ascii="Arial" w:hAnsi="Arial" w:cs="Arial"/>
+              </w:rPr>
+            </w:pPr>
+            <w:proofErr w:type="spellStart"/>
+            <w:r>
+              <w:rPr>
+                <w:rFonts w:ascii="Arial" w:eastAsia="Consolas" w:hAnsi="Arial" w:cs="Arial"/>
+                <w:color w:val="000000"/>
+                <w:sz w:val="20"/>
+                <w:szCs w:val="20"/>
+              </w:rPr>
+              <w:t>AllChem.GetMorganFingerprint</w:t>
+            </w:r>
+            <w:proofErr w:type="spellEnd"/>
+            <w:r>
+              <w:rPr>
+                <w:rFonts w:ascii="Arial" w:eastAsia="Consolas" w:hAnsi="Arial" w:cs="Arial"/>
+                <w:color w:val="000000"/>
+                <w:sz w:val="20"/>
+                <w:szCs w:val="20"/>
+              </w:rPr>
+              <w:t>()</w:t>
+            </w:r>
+          </w:p>
+        </w:tc>
+        <w:tc>
+          <w:tcPr>
+            <w:tcW w:w="5900" w:type="dxa"/>
+            <w:tcMar>
+              <w:top w:w="80" w:type="dxa"/>
+              <w:left w:w="120" w:type="dxa"/>
+              <w:bottom w:w="80" w:type="dxa"/>
+              <w:right w:w="120" w:type="dxa"/>
+            </w:tcMar>
+          </w:tcPr>
+          <w:p>
+            <w:pPr>
+              <w:rPr>
+                <w:rFonts w:ascii="Arial" w:hAnsi="Arial" w:cs="Arial"/>
+              </w:rPr>
+            </w:pPr>
+            <w:r>
+              <w:rPr>
+                <w:rFonts w:ascii="Arial" w:eastAsia="Calibri" w:hAnsi="Arial" w:cs="Arial"/>
+                <w:color w:val="000000"/>
+                <w:sz w:val="20"/>
+                <w:szCs w:val="20"/>
+              </w:rPr>
+              <w:t>Compute a fingerprint used for similarity comparisons</w:t>
+            </w:r>
+          </w:p>
+        </w:tc>
+      </w:tr>
+      <w:tr>
+        <w:tblPrEx>
+          <w:tblCellMar>
+            <w:top w:w="0" w:type="dxa"/>
+            <w:bottom w:w="0" w:type="dxa"/>
+          </w:tblCellMar>
+        </w:tblPrEx>
+        <w:tc>
+          <w:tcPr>
+            <w:tcW w:w="3600" w:type="dxa"/>
+            <w:tcMar>
+              <w:top w:w="80" w:type="dxa"/>
+              <w:left w:w="120" w:type="dxa"/>
+              <w:bottom w:w="80" w:type="dxa"/>
+              <w:right w:w="120" w:type="dxa"/>
+            </w:tcMar>
+          </w:tcPr>
+          <w:p>
+            <w:pPr>
+              <w:rPr>
+                <w:rFonts w:ascii="Arial" w:hAnsi="Arial" w:cs="Arial"/>
+              </w:rPr>
+            </w:pPr>
+            <w:proofErr w:type="spellStart"/>
+            <w:r>
+              <w:rPr>
+                <w:rFonts w:ascii="Arial" w:eastAsia="Consolas" w:hAnsi="Arial" w:cs="Arial"/>
+                <w:color w:val="000000"/>
+                <w:sz w:val="20"/>
+                <w:szCs w:val="20"/>
+              </w:rPr>
+              <w:t>DataStructs.TanimotoSimilarity</w:t>
+            </w:r>
+            <w:proofErr w:type="spellEnd"/>
+            <w:r>
+              <w:rPr>
+                <w:rFonts w:ascii="Arial" w:eastAsia="Consolas" w:hAnsi="Arial" w:cs="Arial"/>
+                <w:color w:val="000000"/>
+                <w:sz w:val="20"/>
+                <w:szCs w:val="20"/>
+              </w:rPr>
+              <w:t>()</w:t>
+            </w:r>
+          </w:p>
+        </w:tc>
+        <w:tc>
+          <w:tcPr>
+            <w:tcW w:w="5900" w:type="dxa"/>
+            <w:tcMar>
+              <w:top w:w="80" w:type="dxa"/>
+              <w:left w:w="120" w:type="dxa"/>
+              <w:bottom w:w="80" w:type="dxa"/>
+              <w:right w:w="120" w:type="dxa"/>
+            </w:tcMar>
+          </w:tcPr>
+          <w:p>
+            <w:pPr>
+              <w:rPr>
+                <w:rFonts w:ascii="Arial" w:hAnsi="Arial" w:cs="Arial"/>
+              </w:rPr>
+            </w:pPr>
+            <w:r>
+              <w:rPr>
+                <w:rFonts w:ascii="Arial" w:eastAsia="Calibri" w:hAnsi="Arial" w:cs="Arial"/>
+                <w:color w:val="000000"/>
+                <w:sz w:val="20"/>
+                <w:szCs w:val="20"/>
+              </w:rPr>
+              <w:t>Calculate the similarity score between two fingerprints</w:t>
+            </w:r>
+          </w:p>
+        </w:tc>
+      </w:tr>
+    </w:tbl>
+    <w:p>
+      <w:pPr>
+        <w:spacing w:after="200"/>
+        <w:rPr>
+          <w:rFonts w:ascii="Arial" w:hAnsi="Arial" w:cs="Arial"/>
+          <w:color w:val="000000" w:themeColor="text1"/>
+        </w:rPr>
+      </w:pPr>
+    </w:p>
+    <w:p>
+      <w:pPr>
+        <w:pStyle w:val="Heading1"/>
+        <w:spacing w:before="300" w:after="150"/>
+        <w:rPr>
+          <w:rFonts w:ascii="Arial" w:hAnsi="Arial" w:cs="Arial"/>
+          <w:color w:val="000000" w:themeColor="text1"/>
+        </w:rPr>
+      </w:pPr>
+      <w:r>
+        <w:rPr>
+          <w:rFonts w:ascii="Arial" w:eastAsia="Calibri" w:hAnsi="Arial" w:cs="Arial"/>
+          <w:b/>
+          <w:bCs/>
+          <w:color w:val="000000" w:themeColor="text1"/>
+        </w:rPr>
+        <w:t>9</w:t>
+      </w:r>
+      <w:r>
+        <w:rPr>
+          <w:rFonts w:ascii="Arial" w:eastAsia="Calibri" w:hAnsi="Arial" w:cs="Arial"/>
+          <w:b/>
+          <w:bCs/>
+          <w:color w:val="000000" w:themeColor="text1"/>
+        </w:rPr>
+        <w:t>. Tips for Using This Sheet</w:t>
       </w:r>
     </w:p>
     <w:p>
